--- a/docs/课程交付物/系统测试报告.docx
+++ b/docs/课程交付物/系统测试报告.docx
@@ -1582,7 +1582,7 @@
           <w:snapToGrid/>
           <w:color w:val="000000"/>
         </w:rPr>
-        <w:t>覆盖功能测试(问答/知识库/会话/看板)、可靠性测试(限流/降级/兜底)、性能测试(检索/E2E 基准)与回归测试(单元测试套件);对应 12 条测试用例(见《系统测试用例》)。</w:t>
+        <w:t>覆盖功能测试(问答/知识库/会话/看板)、可靠性测试(限流/降级/兜底)、性能测试(检索/E2E 基准)、安全测试(会话属主)与回归测试;对应 13 条测试用例(见《系统测试用例》)。</w:t>
       </w:r>
     </w:p>
     <w:p>
@@ -1751,7 +1751,7 @@
     <w:p>
       <w:pPr/>
       <w:r>
-        <w:t>内容:12 条用例覆盖 6 项功能需求与性能/可靠性/回归,全部执行完毕。</w:t>
+        <w:t>内容:13 条用例覆盖 6 项功能需求与性能/可靠性/安全/回归,全部执行完毕。</w:t>
       </w:r>
     </w:p>
     <w:p>
@@ -1807,7 +1807,7 @@
           <w:i w:val="0"/>
           <w:color w:val="000000"/>
         </w:rPr>
-        <w:t>功能与性能用例 12/12 通过,需求覆盖率 100%,本轮未发现未修复缺陷。历史缺陷:2026-10-16 完善轮独立调研发现并修复 9 项(含 RRF 公式、基准口径、XSS/鉴权等),全部附回归测试与证据(docs/IMPROVEMENTS.md),本轮测试予以验证通过。</w:t>
+        <w:t>功能/性能/安全用例 13/13 通过,需求覆盖率 100%,本轮未发现未修复缺陷。历史缺陷:2026-10-16 完善轮修复 9 项(RRF 公式、基准口径、XSS/鉴权等),2026-10-27 三轮修复 F10 会话越权——累计 10 项,全部附回归测试与证据(docs/IMPROVEMENTS.md),本轮测试予以验证通过。</w:t>
       </w:r>
     </w:p>
     <w:p>
@@ -1865,7 +1865,7 @@
           <w:snapToGrid/>
           <w:color w:val="000000"/>
         </w:rPr>
-        <w:t>6 项功能需求全部覆盖(100%);性能/可靠性/回归非功能项全覆盖。缺陷分布见上表:本轮 0 缺陷;完善轮修复的 9 项历史缺陷均已闭环并纳入回归(不计入本轮新增)。</w:t>
+        <w:t>6 项功能需求全部覆盖(100%);性能/可靠性/安全/回归非功能项全覆盖。缺陷分布见上表:本轮 0 缺陷;完善轮 9 项 + 三轮 F10 共 10 项历史缺陷均已闭环并纳入回归(不计入本轮新增)。</w:t>
       </w:r>
     </w:p>
     <w:p>
@@ -2509,7 +2509,7 @@
                 <w:sz w:val="21"/>
                 <w:szCs w:val="21"/>
               </w:rPr>
-              <w:t>看板与无知识兜底(FR-5/6)</w:t>
+              <w:t>看板/兜底/会话(FR-3/5/6)</w:t>
             </w:r>
           </w:p>
         </w:tc>
@@ -2527,7 +2527,7 @@
               </w:rPr>
             </w:pPr>
             <w:r>
-              <w:t>2</w:t>
+              <w:t>3</w:t>
             </w:r>
           </w:p>
         </w:tc>
@@ -2598,6 +2598,9 @@
                 <w:snapToGrid/>
               </w:rPr>
             </w:pPr>
+            <w:r>
+              <w:t>含 TC-013 会话属主</w:t>
+            </w:r>
           </w:p>
         </w:tc>
       </w:tr>
@@ -2665,7 +2668,7 @@
               </w:rPr>
             </w:pPr>
             <w:r>
-              <w:t>8</w:t>
+              <w:t>9</w:t>
             </w:r>
           </w:p>
         </w:tc>
@@ -3422,7 +3425,7 @@
               </w:rPr>
             </w:pPr>
             <w:r>
-              <w:t>12</w:t>
+              <w:t>13</w:t>
             </w:r>
           </w:p>
         </w:tc>
@@ -3564,7 +3567,7 @@
           <w:snapToGrid/>
           <w:color w:val="000000"/>
         </w:rPr>
-        <w:t>本轮致命/严重/一般/细微缺陷均为 0。历史完善轮 9 项按严重程度:严重 2(RRF 非标准公式、基准口径失真)、一般 5(XSS、鉴权、桶无界、锁竞态、降级无日志)、细微 2(vec_rank 伪造、分类列表计算)——全部修复并通过 13 项回归测试。</w:t>
+        <w:t>本轮致命/严重/一般/细微缺陷均为 0。历史累计 10 项按严重程度:严重 2(RRF 非标准公式、基准口径失真)、一般 6(XSS、写接口鉴权、桶无界、锁竞态、降级无日志、会话越权 F10)、细微 2(vec_rank 伪造、分类列表计算)——全部修复并通过 14 项回归测试。</w:t>
       </w:r>
     </w:p>
     <w:p>
@@ -4118,7 +4121,7 @@
           <w:i w:val="0"/>
           <w:color w:val="000000"/>
         </w:rPr>
-        <w:t>结论:12/12 用例通过、需求覆盖率 100%、四项架构验收 PASS、单元测试 13/13——系统达到交付标准。</w:t>
+        <w:t>结论:13/13 用例通过、需求覆盖率 100%、四项架构验收 PASS、单元测试 14/14——系统达到交付标准。</w:t>
       </w:r>
     </w:p>
     <w:p>
